--- a/companies/northgate-staffing/Engagements/Hicks-Castillo/2023.07.29 - Status Report - Hicks-Castillo v2 FINAL.docx
+++ b/companies/northgate-staffing/Engagements/Hicks-Castillo/2023.07.29 - Status Report - Hicks-Castillo v2 FINAL.docx
@@ -3,8 +3,16 @@
 <w:document xmlns:wpc="http://schemas.microsoft.com/office/word/2010/wordprocessingCanvas" xmlns:mo="http://schemas.microsoft.com/office/mac/office/2008/main" xmlns:mc="http://schemas.openxmlformats.org/markup-compatibility/2006" xmlns:mv="urn:schemas-microsoft-com:mac:vml" xmlns:o="urn:schemas-microsoft-com:office:office" xmlns:r="http://schemas.openxmlformats.org/officeDocument/2006/relationships" xmlns:m="http://schemas.openxmlformats.org/officeDocument/2006/math" xmlns:v="urn:schemas-microsoft-com:vml" xmlns:wp14="http://schemas.microsoft.com/office/word/2010/wordprocessingDrawing" xmlns:wp="http://schemas.openxmlformats.org/drawingml/2006/wordprocessingDrawing" xmlns:w10="urn:schemas-microsoft-com:office:word" xmlns:w="http://schemas.openxmlformats.org/wordprocessingml/2006/main" xmlns:w14="http://schemas.microsoft.com/office/word/2010/wordml" xmlns:wpg="http://schemas.microsoft.com/office/word/2010/wordprocessingGroup" xmlns:wpi="http://schemas.microsoft.com/office/word/2010/wordprocessingInk" xmlns:wne="http://schemas.microsoft.com/office/word/2006/wordml" xmlns:wps="http://schemas.microsoft.com/office/word/2010/wordprocessingShape" mc:Ignorable="w14 wp14">
   <w:body>
     <w:p>
+      <w:pPr>
+        <w:pStyle w:val="Heading1"/>
+      </w:pPr>
       <w:r>
-        <w:t>Status report, compensation benchmarking for Hicks-Castillo. Prepared by David Weiss, Research Associate. Reviewed by Sandra Fuentes, Principal.</w:t>
+        <w:t>Status Report: Compensation Benchmarking</w:t>
+      </w:r>
+    </w:p>
+    <w:p>
+      <w:r>
+        <w:t>Prepared for Hicks-Castillo. Prepared by David Weiss, with Sandra Fuentes as engagement lead. This report covers the reporting period just ended and reflects the state of the engagement at its midpoint.</w:t>
       </w:r>
     </w:p>
     <w:p>
@@ -12,22 +20,27 @@
         <w:pStyle w:val="Heading2"/>
       </w:pPr>
       <w:r>
-        <w:t>Where we are</w:t>
+        <w:t>Where the Engagement Stands</w:t>
       </w:r>
     </w:p>
     <w:p>
       <w:r>
-        <w:t>We are at roughly the midpoint and the shape of the answer is starting to show. The peer group is agreed and signed off. The role match is agreed, including the blended treatment for the operations seat that we settled on at the last working session. The cash data is collected and normalized to a common effective date. What remains is the long-term incentive gap at the privately held peers, the analysis itself, and the writing. We are on the eight-month plan set out in the engagement letter, with the one caveat in the risks section below.</w:t>
+        <w:t>The engagement for Hicks-Castillo is on schedule and has reached its midpoint. The comparator peer group is agreed with the client, the source data is assembled and logged, and the analysis phase is under way. Nothing at this stage puts the timeline or the quality of the findings at risk.</w:t>
       </w:r>
     </w:p>
     <w:p>
       <w:r>
-        <w:t>One thing worth saying plainly at the midpoint, because it is the part you are paying for and also the part that is hardest to see from outside: the peer group and the role match are finished, and they are finished properly. That sounds like a modest claim. It is not. Those two decisions determine every number that comes after them, and they are the two that are easiest to rush, because nothing visible happens while you argue about them and the calendar keeps moving anyway. We argued about them. Everything you receive in the back half of this engagement inherits that work, and had we hurried it there would be no way to tell from the output that anything had gone wrong.</w:t>
+        <w:t>The midpoint is a meaningful marker on a study like this, because most of what determines whether a benchmark can be trusted is decided in the first half, in the choice of peers and the discipline of the source assembly. That work is now done and agreed with the client, which means the second half is a matter of careful analysis on a foundation that has already been validated rather than a scramble to settle open questions late.</w:t>
       </w:r>
     </w:p>
     <w:p>
       <w:r>
-        <w:t>On money: the engagement is fixed-fee at $75,000, and nothing we have done or plan to do changes that number. The second installment came due on delivery of the peer group and role match and has been invoiced. Expenses to date are survey licenses only, well inside the five percent cap the letter sets, and there has been no travel to bill. If the scope grows we will price it and ask before we start. As of today there is nothing in that column.</w:t>
+        <w:t>This period also included a working session with the client to review progress and confirm the peer group in person. Sandra Fuentes led that session. The client validated the comparator set and raised two additions, both of which we assessed and folded in. That review matters more than it looks, because the peer group is the one input the whole benchmark cannot be corrected for later, and it now carries the client's explicit sign-off.</w:t>
+      </w:r>
+    </w:p>
+    <w:p>
+      <w:r>
+        <w:t>Work remains within the agreed fixed fee of $75,000. The engagement is tracking to budget with no variance to report, and we do not foresee any pass-through costs beyond the ones already discussed and agreed.</w:t>
       </w:r>
     </w:p>
     <w:p>
@@ -35,7 +48,12 @@
         <w:pStyle w:val="Heading2"/>
       </w:pPr>
       <w:r>
-        <w:t>Completed this period</w:t>
+        <w:t>Completed This Period</w:t>
+      </w:r>
+    </w:p>
+    <w:p>
+      <w:r>
+        <w:t>The first half of the engagement produced the foundation the analysis will rest on. In summary:</w:t>
       </w:r>
     </w:p>
     <w:p>
@@ -43,7 +61,7 @@
         <w:pStyle w:val="ListBullet"/>
       </w:pPr>
       <w:r>
-        <w:t>Peer group finalized and signed off, with the written rationale for each company retained in the source log rather than in somebody's memory.</w:t>
+        <w:t>Finalized the comparator peer group with the client, including the two additions raised at the midpoint working session, and locked it as the agreed basis for every downstream comparison.</w:t>
       </w:r>
     </w:p>
     <w:p>
@@ -51,7 +69,7 @@
         <w:pStyle w:val="ListBullet"/>
       </w:pPr>
       <w:r>
-        <w:t>Role match completed for every in-scope seat, including the blended construction for operations, with both component ranges preserved so the blend can be taken apart by anyone who wants to.</w:t>
+        <w:t>Completed the assembly and logging of the published compensation surveys covering the roles and markets in scope, each recorded with its source, publication date, and coverage, so that every figure in the final report can be traced back to where it came from.</w:t>
       </w:r>
     </w:p>
     <w:p>
@@ -59,7 +77,7 @@
         <w:pStyle w:val="ListBullet"/>
       </w:pPr>
       <w:r>
-        <w:t>Base salary and target total cash normalized across the full peer set and aged to a single effective date. The aging and weighting assumptions went to you in writing and came back without objection.</w:t>
+        <w:t>Assembled the firm's own firsthand read of the senior compensation market, in aggregate and with no individual identifiable, drawn from recent placement work, and used it as an independent check on the published surveys.</w:t>
       </w:r>
     </w:p>
     <w:p>
@@ -67,7 +85,25 @@
         <w:pStyle w:val="ListBullet"/>
       </w:pPr>
       <w:r>
-        <w:t>Cost-to-close exhibit drafted at three points in the range, so the eventual decision arrives priced rather than as a direction.</w:t>
+        <w:t>Advanced the normalization of titles, role scope, and pay definitions across the sources, which is roughly two-thirds complete and on course to finish early in the coming period.</w:t>
+      </w:r>
+    </w:p>
+    <w:p>
+      <w:r>
+        <w:t>Taken together, the first half leaves us with a validated peer group, a logged and traceable body of source data, and an independent firsthand check against it. That is the whole reason for front-loading the discipline: the figures the board eventually sees will each carry a clear provenance, and none of them will rest on a comparison the client has not already reviewed and agreed.</w:t>
+      </w:r>
+    </w:p>
+    <w:p>
+      <w:pPr>
+        <w:pStyle w:val="Heading2"/>
+      </w:pPr>
+      <w:r>
+        <w:t>The Period Ahead</w:t>
+      </w:r>
+    </w:p>
+    <w:p>
+      <w:r>
+        <w:t>The second half turns that foundation into findings. The planned work is as follows:</w:t>
       </w:r>
     </w:p>
     <w:p>
@@ -75,7 +111,31 @@
         <w:pStyle w:val="ListBullet"/>
       </w:pPr>
       <w:r>
-        <w:t>Source log built and current. Every number that will appear in the findings traces to a source, an effective date, and an aging factor.</w:t>
+        <w:t>Complete the normalization and resolve the small number of client roles that do not map cleanly onto any standard survey title, using a documented judgment rather than a forced match.</w:t>
+      </w:r>
+    </w:p>
+    <w:p>
+      <w:pPr>
+        <w:pStyle w:val="ListBullet"/>
+      </w:pPr>
+      <w:r>
+        <w:t>Build the role-by-role comparison across base pay, short-term incentive, and total compensation, so that no single blended figure hides a difference the board would want to see.</w:t>
+      </w:r>
+    </w:p>
+    <w:p>
+      <w:pPr>
+        <w:pStyle w:val="ListBullet"/>
+      </w:pPr>
+      <w:r>
+        <w:t>Produce the first draft analytical cuts for Sandra Fuentes to review, in full, before any figure is shared with the client.</w:t>
+      </w:r>
+    </w:p>
+    <w:p>
+      <w:pPr>
+        <w:pStyle w:val="ListBullet"/>
+      </w:pPr>
+      <w:r>
+        <w:t>Schedule the next client checkpoint once the first comparative cuts are ready, so the client sees the shape of the findings before the report is drafted.</w:t>
       </w:r>
     </w:p>
     <w:p>
@@ -83,84 +143,22 @@
         <w:pStyle w:val="Heading2"/>
       </w:pPr>
       <w:r>
-        <w:t>Upcoming work</w:t>
-      </w:r>
-    </w:p>
-    <w:p>
-      <w:pPr>
-        <w:pStyle w:val="ListBullet"/>
-      </w:pPr>
-      <w:r>
-        <w:t>Long-term incentive: finish the survey-participation approach for the private peers, or state the limitation in the findings and put the cash-only view next to it. Sandra Fuentes will decide which, and she will not let it go out looking more solid than it is.</w:t>
-      </w:r>
-    </w:p>
-    <w:p>
-      <w:pPr>
-        <w:pStyle w:val="ListBullet"/>
-      </w:pPr>
-      <w:r>
-        <w:t>Full analysis and range construction at the 25th, 50th, and 75th percentiles, by role and by band.</w:t>
-      </w:r>
-    </w:p>
-    <w:p>
-      <w:pPr>
-        <w:pStyle w:val="ListBullet"/>
-      </w:pPr>
-      <w:r>
-        <w:t>Written findings, then the presentation. In that order, deliberately.</w:t>
-      </w:r>
-    </w:p>
-    <w:p>
-      <w:pPr>
-        <w:pStyle w:val="ListBullet"/>
-      </w:pPr>
-      <w:r>
-        <w:t>A working session at roughly the three-quarter mark to walk the draft findings with you before anything is finalized. Nothing in this study should surprise you at the end.</w:t>
-      </w:r>
-    </w:p>
-    <w:p>
-      <w:pPr>
-        <w:pStyle w:val="Heading2"/>
-      </w:pPr>
-      <w:r>
-        <w:t>Risks I would rather flag now than later</w:t>
-      </w:r>
-    </w:p>
-    <w:p>
-      <w:pPr>
-        <w:pStyle w:val="ListBullet"/>
-      </w:pPr>
-      <w:r>
-        <w:t>Long-term incentive coverage. The private peers do not disclose, and survey participation is thinner at this revenue size than I assumed when I scoped the collection. That one is on me. Mitigation: we show the ranges we can defend and we are explicit about which ones rest on a handful of observations. I would rather hand you a narrow claim you can use than a wide one you cannot.</w:t>
-      </w:r>
-    </w:p>
-    <w:p>
-      <w:pPr>
-        <w:pStyle w:val="ListBullet"/>
-      </w:pPr>
-      <w:r>
-        <w:t>The operations blend. It is the right answer and it is also the number most likely to be challenged, precisely because it is constructed rather than observed. Mitigation: both component ranges travel with it and the construction is shown, not asserted.</w:t>
-      </w:r>
-    </w:p>
-    <w:p>
-      <w:pPr>
-        <w:pStyle w:val="ListBullet"/>
-      </w:pPr>
-      <w:r>
-        <w:t>Below-market findings at the middle levels. Early indications point that way at two of them. This is not a risk to the study, it is a risk to the conversation the study starts, and the cost-to-close exhibit exists so that conversation has numbers in it rather than adjectives.</w:t>
-      </w:r>
-    </w:p>
-    <w:p>
-      <w:pPr>
-        <w:pStyle w:val="ListBullet"/>
-      </w:pPr>
-      <w:r>
-        <w:t>My own drafting. Sandra Fuentes has already sent one section back for describing a seat specifically enough that it stopped being anonymous in a company the size of Hicks-Castillo. She was right, and it was not a close call. Everything now goes through her before it reaches you, which is slower and is the correct trade.</w:t>
+        <w:t>Risks and Watch Items</w:t>
       </w:r>
     </w:p>
     <w:p>
       <w:r>
-        <w:t>Nothing here needs a decision from you this week. If you want the cost-to-close exhibit early in draft, I can send it. It is rough but it is directionally right, and some clients would rather see the shape sooner than see it polished later. Say the word and it goes out.</w:t>
+        <w:t>One item is worth flagging, and it is a question of method rather than schedule. A few of the client's operating-leader roles carry a scope that does not correspond cleanly to any single survey benchmark, and mapping them to a nearest match would introduce a quiet distortion into the totals. We are handling those roles with an explicit, documented judgment call, and we will show the client the reasoning openly when we present the findings rather than presenting a false precision.</w:t>
+      </w:r>
+    </w:p>
+    <w:p>
+      <w:r>
+        <w:t>No other risks are open at this time. The survey sources we depend on have published on schedule, the client has been prompt and clear on every question of scope, and the fixed fee leaves no commercial question hanging over the work.</w:t>
+      </w:r>
+    </w:p>
+    <w:p>
+      <w:r>
+        <w:t>The next report will follow the completion of the first full comparative analysis. Any questions on the above can come to me directly, or to Sandra Fuentes.</w:t>
       </w:r>
     </w:p>
     <w:sectPr>

--- a/companies/northgate-staffing/Engagements/Hicks-Castillo/2023.07.29 - Status Report - Hicks-Castillo v2 FINAL.docx
+++ b/companies/northgate-staffing/Engagements/Hicks-Castillo/2023.07.29 - Status Report - Hicks-Castillo v2 FINAL.docx
@@ -3,16 +3,17 @@
 <w:document xmlns:wpc="http://schemas.microsoft.com/office/word/2010/wordprocessingCanvas" xmlns:mo="http://schemas.microsoft.com/office/mac/office/2008/main" xmlns:mc="http://schemas.openxmlformats.org/markup-compatibility/2006" xmlns:mv="urn:schemas-microsoft-com:mac:vml" xmlns:o="urn:schemas-microsoft-com:office:office" xmlns:r="http://schemas.openxmlformats.org/officeDocument/2006/relationships" xmlns:m="http://schemas.openxmlformats.org/officeDocument/2006/math" xmlns:v="urn:schemas-microsoft-com:vml" xmlns:wp14="http://schemas.microsoft.com/office/word/2010/wordprocessingDrawing" xmlns:wp="http://schemas.openxmlformats.org/drawingml/2006/wordprocessingDrawing" xmlns:w10="urn:schemas-microsoft-com:office:word" xmlns:w="http://schemas.openxmlformats.org/wordprocessingml/2006/main" xmlns:w14="http://schemas.microsoft.com/office/word/2010/wordml" xmlns:wpg="http://schemas.microsoft.com/office/word/2010/wordprocessingGroup" xmlns:wpi="http://schemas.microsoft.com/office/word/2010/wordprocessingInk" xmlns:wne="http://schemas.microsoft.com/office/word/2006/wordml" xmlns:wps="http://schemas.microsoft.com/office/word/2010/wordprocessingShape" mc:Ignorable="w14 wp14">
   <w:body>
     <w:p>
-      <w:pPr>
-        <w:pStyle w:val="Heading1"/>
-      </w:pPr>
       <w:r>
-        <w:t>Status Report: Compensation Benchmarking</w:t>
+        <w:t>Compensation benchmarking for Hicks-Castillo</w:t>
+        <w:br/>
+        <w:t>Status report for the period to the end of July</w:t>
+        <w:br/>
+        <w:t>Prepared by David Weiss, Research Associate, Northgate Talent Partners</w:t>
       </w:r>
     </w:p>
     <w:p>
       <w:r>
-        <w:t>Prepared for Hicks-Castillo. Prepared by David Weiss, with Sandra Fuentes as engagement lead. This report covers the reporting period just ended and reflects the state of the engagement at its midpoint.</w:t>
+        <w:t>The engagement is on schedule and inside its fee. Collection is finished, the analysis is drafted for nine of the eleven positions, and both open items sit on your side. Nothing in this period has changed the approved comparison group or the position schedule.</w:t>
       </w:r>
     </w:p>
     <w:p>
@@ -20,27 +21,344 @@
         <w:pStyle w:val="Heading2"/>
       </w:pPr>
       <w:r>
-        <w:t>Where the Engagement Stands</w:t>
+        <w:t>Progress by line of work</w:t>
+      </w:r>
+    </w:p>
+    <w:tbl>
+      <w:tblPr>
+        <w:tblStyle w:val="TableGrid"/>
+        <w:tblW w:type="auto" w:w="0"/>
+        <w:tblLook w:firstColumn="1" w:firstRow="1" w:lastColumn="0" w:lastRow="0" w:noHBand="0" w:noVBand="1" w:val="04A0"/>
+      </w:tblPr>
+      <w:tblGrid>
+        <w:gridCol w:w="2880"/>
+        <w:gridCol w:w="2880"/>
+        <w:gridCol w:w="2880"/>
+      </w:tblGrid>
+      <w:tr>
+        <w:tc>
+          <w:tcPr>
+            <w:tcW w:type="dxa" w:w="2880"/>
+          </w:tcPr>
+          <w:p>
+            <w:r>
+              <w:rPr>
+                <w:b/>
+              </w:rPr>
+              <w:t>Line of work</w:t>
+            </w:r>
+          </w:p>
+        </w:tc>
+        <w:tc>
+          <w:tcPr>
+            <w:tcW w:type="dxa" w:w="2880"/>
+          </w:tcPr>
+          <w:p>
+            <w:r>
+              <w:rPr>
+                <w:b/>
+              </w:rPr>
+              <w:t>Status</w:t>
+            </w:r>
+          </w:p>
+        </w:tc>
+        <w:tc>
+          <w:tcPr>
+            <w:tcW w:type="dxa" w:w="2880"/>
+          </w:tcPr>
+          <w:p>
+            <w:r>
+              <w:rPr>
+                <w:b/>
+              </w:rPr>
+              <w:t>Note</w:t>
+            </w:r>
+          </w:p>
+        </w:tc>
+      </w:tr>
+      <w:tr>
+        <w:tc>
+          <w:tcPr>
+            <w:tcW w:type="dxa" w:w="2880"/>
+          </w:tcPr>
+          <w:p>
+            <w:r>
+              <w:t>Position schedule</w:t>
+            </w:r>
+          </w:p>
+        </w:tc>
+        <w:tc>
+          <w:tcPr>
+            <w:tcW w:type="dxa" w:w="2880"/>
+          </w:tcPr>
+          <w:p>
+            <w:r>
+              <w:t>Closed</w:t>
+            </w:r>
+          </w:p>
+        </w:tc>
+        <w:tc>
+          <w:tcPr>
+            <w:tcW w:type="dxa" w:w="2880"/>
+          </w:tcPr>
+          <w:p>
+            <w:r>
+              <w:t>Eleven positions, signed off in April and unchanged since.</w:t>
+            </w:r>
+          </w:p>
+        </w:tc>
+      </w:tr>
+      <w:tr>
+        <w:tc>
+          <w:tcPr>
+            <w:tcW w:type="dxa" w:w="2880"/>
+          </w:tcPr>
+          <w:p>
+            <w:r>
+              <w:t>Comparison group</w:t>
+            </w:r>
+          </w:p>
+        </w:tc>
+        <w:tc>
+          <w:tcPr>
+            <w:tcW w:type="dxa" w:w="2880"/>
+          </w:tcPr>
+          <w:p>
+            <w:r>
+              <w:t>Closed</w:t>
+            </w:r>
+          </w:p>
+        </w:tc>
+        <w:tc>
+          <w:tcPr>
+            <w:tcW w:type="dxa" w:w="2880"/>
+          </w:tcPr>
+          <w:p>
+            <w:r>
+              <w:t>Twenty-two companies, approved in writing; none added or removed.</w:t>
+            </w:r>
+          </w:p>
+        </w:tc>
+      </w:tr>
+      <w:tr>
+        <w:tc>
+          <w:tcPr>
+            <w:tcW w:type="dxa" w:w="2880"/>
+          </w:tcPr>
+          <w:p>
+            <w:r>
+              <w:t>Purchased survey data</w:t>
+            </w:r>
+          </w:p>
+        </w:tc>
+        <w:tc>
+          <w:tcPr>
+            <w:tcW w:type="dxa" w:w="2880"/>
+          </w:tcPr>
+          <w:p>
+            <w:r>
+              <w:t>Complete</w:t>
+            </w:r>
+          </w:p>
+        </w:tc>
+        <w:tc>
+          <w:tcPr>
+            <w:tcW w:type="dxa" w:w="2880"/>
+          </w:tcPr>
+          <w:p>
+            <w:r>
+              <w:t>Two surveys extracted and crosswalked to the position schedule.</w:t>
+            </w:r>
+          </w:p>
+        </w:tc>
+      </w:tr>
+      <w:tr>
+        <w:tc>
+          <w:tcPr>
+            <w:tcW w:type="dxa" w:w="2880"/>
+          </w:tcPr>
+          <w:p>
+            <w:r>
+              <w:t>Aggregate data from our own files</w:t>
+            </w:r>
+          </w:p>
+        </w:tc>
+        <w:tc>
+          <w:tcPr>
+            <w:tcW w:type="dxa" w:w="2880"/>
+          </w:tcPr>
+          <w:p>
+            <w:r>
+              <w:t>Complete</w:t>
+            </w:r>
+          </w:p>
+        </w:tc>
+        <w:tc>
+          <w:tcPr>
+            <w:tcW w:type="dxa" w:w="2880"/>
+          </w:tcPr>
+          <w:p>
+            <w:r>
+              <w:t>Compensation detail from retained searches in the same revenue band, with nothing attributable to a company or a person.</w:t>
+            </w:r>
+          </w:p>
+        </w:tc>
+      </w:tr>
+      <w:tr>
+        <w:tc>
+          <w:tcPr>
+            <w:tcW w:type="dxa" w:w="2880"/>
+          </w:tcPr>
+          <w:p>
+            <w:r>
+              <w:t>Analysis</w:t>
+            </w:r>
+          </w:p>
+        </w:tc>
+        <w:tc>
+          <w:tcPr>
+            <w:tcW w:type="dxa" w:w="2880"/>
+          </w:tcPr>
+          <w:p>
+            <w:r>
+              <w:t>Nine of eleven drafted</w:t>
+            </w:r>
+          </w:p>
+        </w:tc>
+        <w:tc>
+          <w:tcPr>
+            <w:tcW w:type="dxa" w:w="2880"/>
+          </w:tcPr>
+          <w:p>
+            <w:r>
+              <w:t>Two positions held for the actual paid rebuild agreed at the July session.</w:t>
+            </w:r>
+          </w:p>
+        </w:tc>
+      </w:tr>
+      <w:tr>
+        <w:tc>
+          <w:tcPr>
+            <w:tcW w:type="dxa" w:w="2880"/>
+          </w:tcPr>
+          <w:p>
+            <w:r>
+              <w:t>Direct conversations</w:t>
+            </w:r>
+          </w:p>
+        </w:tc>
+        <w:tc>
+          <w:tcPr>
+            <w:tcW w:type="dxa" w:w="2880"/>
+          </w:tcPr>
+          <w:p>
+            <w:r>
+              <w:t>Underway</w:t>
+            </w:r>
+          </w:p>
+        </w:tc>
+        <w:tc>
+          <w:tcPr>
+            <w:tcW w:type="dxa" w:w="2880"/>
+          </w:tcPr>
+          <w:p>
+            <w:r>
+              <w:t>Four booked of the six to eight needed for the position with thin comparator data.</w:t>
+            </w:r>
+          </w:p>
+        </w:tc>
+      </w:tr>
+      <w:tr>
+        <w:tc>
+          <w:tcPr>
+            <w:tcW w:type="dxa" w:w="2880"/>
+          </w:tcPr>
+          <w:p>
+            <w:r>
+              <w:t>Costing of the remedy</w:t>
+            </w:r>
+          </w:p>
+        </w:tc>
+        <w:tc>
+          <w:tcPr>
+            <w:tcW w:type="dxa" w:w="2880"/>
+          </w:tcPr>
+          <w:p>
+            <w:r>
+              <w:t>Method drafted</w:t>
+            </w:r>
+          </w:p>
+        </w:tc>
+        <w:tc>
+          <w:tcPr>
+            <w:tcW w:type="dxa" w:w="2880"/>
+          </w:tcPr>
+          <w:p>
+            <w:r>
+              <w:t>With you for agreement; no figures are produced until the method is agreed.</w:t>
+            </w:r>
+          </w:p>
+        </w:tc>
+      </w:tr>
+      <w:tr>
+        <w:tc>
+          <w:tcPr>
+            <w:tcW w:type="dxa" w:w="2880"/>
+          </w:tcPr>
+          <w:p>
+            <w:r>
+              <w:t>Draft report</w:t>
+            </w:r>
+          </w:p>
+        </w:tc>
+        <w:tc>
+          <w:tcPr>
+            <w:tcW w:type="dxa" w:w="2880"/>
+          </w:tcPr>
+          <w:p>
+            <w:r>
+              <w:t>Not started</w:t>
+            </w:r>
+          </w:p>
+        </w:tc>
+        <w:tc>
+          <w:tcPr>
+            <w:tcW w:type="dxa" w:w="2880"/>
+          </w:tcPr>
+          <w:p>
+            <w:r>
+              <w:t>Begins when the analysis closes.</w:t>
+            </w:r>
+          </w:p>
+        </w:tc>
+      </w:tr>
+    </w:tbl>
+    <w:p>
+      <w:pPr>
+        <w:pStyle w:val="Heading2"/>
+      </w:pPr>
+      <w:r>
+        <w:t>What the data says so far</w:t>
       </w:r>
     </w:p>
     <w:p>
       <w:r>
-        <w:t>The engagement for Hicks-Castillo is on schedule and has reached its midpoint. The comparator peer group is agreed with the client, the source data is assembled and logged, and the analysis phase is under way. Nothing at this stage puts the timeline or the quality of the findings at risk.</w:t>
+        <w:t>Eight of the eleven positions sit inside the range we would expect against the comparison group. Two sit below the lower quartile, both of them in operations, and both are roles the company has had difficulty filling.</w:t>
       </w:r>
     </w:p>
     <w:p>
       <w:r>
-        <w:t>The midpoint is a meaningful marker on a study like this, because most of what determines whether a benchmark can be trusted is decided in the first half, in the choice of peers and the discipline of the source assembly. That work is now done and agreed with the client, which means the second half is a matter of careful analysis on a foundation that has already been validated rather than a scramble to settle open questions late.</w:t>
+        <w:t>The more useful finding is about shape. The comparison group pays a smaller base and a larger variable element for the same jobs, so a position at Hicks-Castillo can read as adequate on total cash and still be uncompetitive to somebody weighing what they are guaranteed. The report will present base, incentive and total separately for every position, and the commentary will lead on that split.</w:t>
       </w:r>
     </w:p>
     <w:p>
       <w:r>
-        <w:t>This period also included a working session with the client to review progress and confirm the peer group in person. Sandra Fuentes led that session. The client validated the comparator set and raised two additions, both of which we assessed and folded in. That review matters more than it looks, because the peer group is the one input the whole benchmark cannot be corrected for later, and it now carries the client's explicit sign-off.</w:t>
+        <w:t>One position cannot be called on purchased data at all. Sandra Fuentes is running the direct conversations against it. That position will be reported as a range with its method and its limits stated, or reported as uncalled if the conversations do not produce enough.</w:t>
       </w:r>
     </w:p>
     <w:p>
       <w:r>
-        <w:t>Work remains within the agreed fixed fee of $75,000. The engagement is tracking to budget with no variance to report, and we do not foresee any pass-through costs beyond the ones already discussed and agreed.</w:t>
+        <w:t>The long-term element is the weakest part of the picture and will stay weak. Roughly half the comparison group carries some ownership or deferred component, the terms of it are disclosed unevenly in the survey data, and the values are not comparable across companies without assumptions we would rather not make on your behalf. We will report what is there, describe what it excludes, and keep it out of the total cash comparison so that the cash reading stands on its own.</w:t>
       </w:r>
     </w:p>
     <w:p>
@@ -48,12 +366,7 @@
         <w:pStyle w:val="Heading2"/>
       </w:pPr>
       <w:r>
-        <w:t>Completed This Period</w:t>
-      </w:r>
-    </w:p>
-    <w:p>
-      <w:r>
-        <w:t>The first half of the engagement produced the foundation the analysis will rest on. In summary:</w:t>
+        <w:t>August and September</w:t>
       </w:r>
     </w:p>
     <w:p>
@@ -61,7 +374,7 @@
         <w:pStyle w:val="ListBullet"/>
       </w:pPr>
       <w:r>
-        <w:t>Finalized the comparator peer group with the client, including the two additions raised at the midpoint working session, and locked it as the agreed basis for every downstream comparison.</w:t>
+        <w:t>1. Close the two held positions, once the actual paid figures arrive.</w:t>
       </w:r>
     </w:p>
     <w:p>
@@ -69,7 +382,7 @@
         <w:pStyle w:val="ListBullet"/>
       </w:pPr>
       <w:r>
-        <w:t>Completed the assembly and logging of the published compensation surveys covering the roles and markets in scope, each recorded with its source, publication date, and coverage, so that every figure in the final report can be traced back to where it came from.</w:t>
+        <w:t>2. Complete the direct conversations and write up the thin position.</w:t>
       </w:r>
     </w:p>
     <w:p>
@@ -77,7 +390,7 @@
         <w:pStyle w:val="ListBullet"/>
       </w:pPr>
       <w:r>
-        <w:t>Assembled the firm's own firsthand read of the senior compensation market, in aggregate and with no individual identifiable, drawn from recent placement work, and used it as an independent check on the published surveys.</w:t>
+        <w:t>3. Produce the costed remedy, after the method has been agreed.</w:t>
       </w:r>
     </w:p>
     <w:p>
@@ -85,12 +398,15 @@
         <w:pStyle w:val="ListBullet"/>
       </w:pPr>
       <w:r>
-        <w:t>Advanced the normalization of titles, role scope, and pay definitions across the sources, which is roughly two-thirds complete and on course to finish early in the coming period.</w:t>
+        <w:t>4. Draft the full report, with Sandra Fuentes reviewing it before anything comes to you.</w:t>
       </w:r>
     </w:p>
     <w:p>
+      <w:pPr>
+        <w:pStyle w:val="ListBullet"/>
+      </w:pPr>
       <w:r>
-        <w:t>Taken together, the first half leaves us with a validated peer group, a logged and traceable body of source data, and an independent firsthand check against it. That is the whole reason for front-loading the discipline: the figures the board eventually sees will each carry a clear provenance, and none of them will rest on a comparison the client has not already reviewed and agreed.</w:t>
+        <w:t>5. Hold the draft findings review, which on the present run of work falls in early October.</w:t>
       </w:r>
     </w:p>
     <w:p>
@@ -98,12 +414,7 @@
         <w:pStyle w:val="Heading2"/>
       </w:pPr>
       <w:r>
-        <w:t>The Period Ahead</w:t>
-      </w:r>
-    </w:p>
-    <w:p>
-      <w:r>
-        <w:t>The second half turns that foundation into findings. The planned work is as follows:</w:t>
+        <w:t>Three risks</w:t>
       </w:r>
     </w:p>
     <w:p>
@@ -111,7 +422,7 @@
         <w:pStyle w:val="ListBullet"/>
       </w:pPr>
       <w:r>
-        <w:t>Complete the normalization and resolve the small number of client roles that do not map cleanly onto any standard survey title, using a documented judgment rather than a forced match.</w:t>
+        <w:t>1. Job code matching. Two positions map imperfectly to the survey codes, and the read on them is only as good as the match we made. We will publish the full crosswalk as an appendix so that the match can be inspected.</w:t>
       </w:r>
     </w:p>
     <w:p>
@@ -119,7 +430,7 @@
         <w:pStyle w:val="ListBullet"/>
       </w:pPr>
       <w:r>
-        <w:t>Build the role-by-role comparison across base pay, short-term incentive, and total compensation, so that no single blended figure hides a difference the board would want to see.</w:t>
+        <w:t>2. The direct conversations. They depend on people who owe us nothing and who are giving up their own pay information. If we cannot reach six usable conversations the position is reported as uncalled, and we will tell you as soon as we know.</w:t>
       </w:r>
     </w:p>
     <w:p>
@@ -127,7 +438,33 @@
         <w:pStyle w:val="ListBullet"/>
       </w:pPr>
       <w:r>
-        <w:t>Produce the first draft analytical cuts for Sandra Fuentes to review, in full, before any figure is shared with the client.</w:t>
+        <w:t>3. The board date. It is not yet confirmed, and every date after the draft findings review moves with it. Drafting can be compressed; the internal review cannot, so an early board date costs us the review and not the analysis.</w:t>
+      </w:r>
+    </w:p>
+    <w:p>
+      <w:pPr>
+        <w:pStyle w:val="Heading2"/>
+      </w:pPr>
+      <w:r>
+        <w:t>Fee and effort</w:t>
+      </w:r>
+    </w:p>
+    <w:p>
+      <w:r>
+        <w:t>The engagement is a fixed fee of $75,000, invoiced in three parts. Two invoices have been raised, one on commencement and one at this interim point, and the third falls due on delivery and presentation of the final report.</w:t>
+      </w:r>
+    </w:p>
+    <w:p>
+      <w:r>
+        <w:t>Internal hours to date are a little under half of what we planned for the engagement as a whole. The survey extraction ran cleaner than we budgeted for, and the direct conversations will absorb the difference, since they cost more time per usable data point than any other part of the work. We do not expect to come back to you on the fee. Expenses are within the level agreed and are itemized on each invoice.</w:t>
+      </w:r>
+    </w:p>
+    <w:p>
+      <w:pPr>
+        <w:pStyle w:val="Heading2"/>
+      </w:pPr>
+      <w:r>
+        <w:t>What we need from you</w:t>
       </w:r>
     </w:p>
     <w:p>
@@ -135,30 +472,28 @@
         <w:pStyle w:val="ListBullet"/>
       </w:pPr>
       <w:r>
-        <w:t>Schedule the next client checkpoint once the first comparative cuts are ready, so the client sees the shape of the findings before the report is drafted.</w:t>
+        <w:t>1. Agreement on the costing method, which is with you now.</w:t>
       </w:r>
     </w:p>
     <w:p>
       <w:pPr>
-        <w:pStyle w:val="Heading2"/>
+        <w:pStyle w:val="ListBullet"/>
       </w:pPr>
       <w:r>
-        <w:t>Risks and Watch Items</w:t>
+        <w:t>2. The actual paid incentive figures for the two held positions.</w:t>
+      </w:r>
+    </w:p>
+    <w:p>
+      <w:pPr>
+        <w:pStyle w:val="ListBullet"/>
+      </w:pPr>
+      <w:r>
+        <w:t>3. The board date, as soon as it is fixed.</w:t>
       </w:r>
     </w:p>
     <w:p>
       <w:r>
-        <w:t>One item is worth flagging, and it is a question of method rather than schedule. A few of the client's operating-leader roles carry a scope that does not correspond cleanly to any single survey benchmark, and mapping them to a nearest match would introduce a quiet distortion into the totals. We are handling those roles with an explicit, documented judgment call, and we will show the client the reasoning openly when we present the findings rather than presenting a false precision.</w:t>
-      </w:r>
-    </w:p>
-    <w:p>
-      <w:r>
-        <w:t>No other risks are open at this time. The survey sources we depend on have published on schedule, the client has been prompt and clear on every question of scope, and the fixed fee leaves no commercial question hanging over the work.</w:t>
-      </w:r>
-    </w:p>
-    <w:p>
-      <w:r>
-        <w:t>The next report will follow the completion of the first full comparative analysis. Any questions on the above can come to me directly, or to Sandra Fuentes.</w:t>
+        <w:t>The next report covers August and September and will carry the draft findings with it. If the board date lands earlier than the early October review assumes, tell us once it is fixed and we will work the schedule back from it.</w:t>
       </w:r>
     </w:p>
     <w:sectPr>
